--- a/chapters/bayesian-inference-handout.docx
+++ b/chapters/bayesian-inference-handout.docx
@@ -17286,7 +17286,13 @@
         </m:r>
       </m:oMath>
       <w:r>
-        <w:t xml:space="preserve">) indicate convergence; larger values suggest the chain</w:t>
+        <w:t xml:space="preserve">) indicate convergence;</w:t>
+      </w:r>
+      <w:r>
+        <w:t xml:space="preserve"> </w:t>
+      </w:r>
+      <w:r>
+        <w:t xml:space="preserve">larger values suggest the chain</w:t>
       </w:r>
       <w:r>
         <w:t xml:space="preserve"> </w:t>
@@ -18053,7 +18059,13 @@
         <w:t xml:space="preserve"> </w:t>
       </w:r>
       <w:r>
-        <w:t xml:space="preserve">conclusions unchanged; they alter only the geometry the sampler must</w:t>
+        <w:t xml:space="preserve">conclusions unchanged;</w:t>
+      </w:r>
+      <w:r>
+        <w:t xml:space="preserve"> </w:t>
+      </w:r>
+      <w:r>
+        <w:t xml:space="preserve">they alter only the geometry the sampler must</w:t>
       </w:r>
       <w:r>
         <w:t xml:space="preserve"> </w:t>
